--- a/Deep_Research/Deep_Research_Summary_ID.docx
+++ b/Deep_Research/Deep_Research_Summary_ID.docx
@@ -90,7 +90,7 @@
           <w:sz w:val="22"/>
           <w:szCs w:val="22"/>
         </w:rPr>
-        <w:t xml:space="preserve">  |  April 2026</w:t>
+        <w:t xml:space="preserve">  |  April 2026  |  Diperbarui: 8 Apr 2026</w:t>
       </w:r>
     </w:p>
     <w:p>
@@ -129,7 +129,7 @@
           <w:sz w:val="22"/>
           <w:szCs w:val="22"/>
         </w:rPr>
-        <w:t xml:space="preserve">Bagian ini mendokumentasikan perkembangan regulasi terpenting yang secara langsung menciptakan peluang pasar untuk Bio-Loop BSF.</w:t>
+        <w:t xml:space="preserve">PERINGATAN: Bagian ini mendokumentasikan perkembangan regulasi terpenting yang menciptakan peluang pasar bagi Bio-Loop BSF. Dikonfirmasi oleh berbagai sumber resmi pemerintah Taiwan.</w:t>
       </w:r>
     </w:p>
     <w:p>
@@ -160,7 +160,7 @@
           <w:sz w:val="22"/>
           <w:szCs w:val="22"/>
         </w:rPr>
-        <w:t xml:space="preserve">Pada Oktober 2025, Taiwan mengalami wabah Demam Babi Afrika (ASF). Investigasi pemerintah menelusuri sumber langsung ke limbah dapur yang tidak disterilkan (廚餘) yang diberikan ke babi di peternakan komersial. ASF adalah penyakit virus yang sangat menular tanpa obat dan tingkat kematian mendekati 100% pada babi.</w:t>
+        <w:t xml:space="preserve">Pada Oktober 2025, Taiwan mengalami wabah Demam Babi Afrika (ASF). Investigasi pemerintah menelusuri sumber langsung ke sisa makanan dapur (廚餘) yang tidak disterilkan yang diberikan pada babi di peternakan komersial. ASF adalah penyakit virus yang sangat menular tanpa obat dan tingkat kematian mendekati 100% pada babi.</w:t>
       </w:r>
     </w:p>
     <w:p>
@@ -247,7 +247,7 @@
                 <w:sz w:val="20"/>
                 <w:szCs w:val="20"/>
               </w:rPr>
-              <w:t xml:space="preserve">Waktu</w:t>
+              <w:t xml:space="preserve">Jadwal</w:t>
             </w:r>
           </w:p>
         </w:tc>
@@ -338,7 +338,7 @@
                 <w:sz w:val="20"/>
                 <w:szCs w:val="20"/>
               </w:rPr>
-              <w:t xml:space="preserve">Limbah dapur rumah tangga langsung dilarang sebagai pakan babi</w:t>
+              <w:t xml:space="preserve">Limbah dapur rumah tangga (家戶廚餘) langsung dilarang sebagai pakan babi</w:t>
             </w:r>
           </w:p>
         </w:tc>
@@ -403,7 +403,7 @@
                 <w:sz w:val="20"/>
                 <w:szCs w:val="20"/>
               </w:rPr>
-              <w:t xml:space="preserve">Limbah makanan bisnis hanya dengan: perlakuan panas + CCTV + GPS + persetujuan pemerintah</w:t>
+              <w:t xml:space="preserve">Limbah makanan bisnis hanya dengan: perlakuan panas + CCTV real-time + GPS + persetujuan pemerintah</w:t>
             </w:r>
           </w:p>
         </w:tc>
@@ -468,7 +468,7 @@
                 <w:sz w:val="20"/>
                 <w:szCs w:val="20"/>
               </w:rPr>
-              <w:t xml:space="preserve">SEMUA limbah makanan sebagai pakan babi dilarang total</w:t>
+              <w:t xml:space="preserve">SEMUA limbah makanan sebagai pakan babi dilarang total tanpa pengecualian</w:t>
             </w:r>
           </w:p>
         </w:tc>
@@ -476,7 +476,7 @@
     </w:tbl>
     <w:p>
       <w:pPr>
-        <w:spacing w:before="100"/>
+        <w:spacing w:before="120"/>
       </w:pPr>
     </w:p>
     <w:p>
@@ -494,7 +494,7 @@
           <w:sz w:val="28"/>
           <w:szCs w:val="28"/>
         </w:rPr>
-        <w:t xml:space="preserve">Kekosongan: 731 Ton/Hari Limbah Makanan Terlantar</w:t>
+        <w:t xml:space="preserve">Kekosongan: 731 Ton/Hari Limbah Makanan 'Yatim Piatu'</w:t>
       </w:r>
     </w:p>
     <w:tbl>
@@ -615,7 +615,7 @@
                 <w:sz w:val="20"/>
                 <w:szCs w:val="20"/>
               </w:rPr>
-              <w:t xml:space="preserve">Total limbah makanan Taiwan</w:t>
+              <w:t xml:space="preserve">Total limbah makanan di Taiwan</w:t>
             </w:r>
           </w:p>
         </w:tc>
@@ -657,7 +657,7 @@
                 <w:sz w:val="20"/>
                 <w:szCs w:val="20"/>
               </w:rPr>
-              <w:t xml:space="preserve">Perlu pemrosesan</w:t>
+              <w:t xml:space="preserve">Butuh pemrosesan</w:t>
             </w:r>
           </w:p>
         </w:tc>
@@ -852,7 +852,7 @@
                 <w:sz w:val="20"/>
                 <w:szCs w:val="20"/>
               </w:rPr>
-              <w:t xml:space="preserve">Target eliminasi sebelum 2028</w:t>
+              <w:t xml:space="preserve">Target eliminasi 2028</w:t>
             </w:r>
           </w:p>
         </w:tc>
@@ -880,7 +880,7 @@
           <w:sz w:val="22"/>
           <w:szCs w:val="22"/>
         </w:rPr>
-        <w:t xml:space="preserve">731 ton/hari inilah celah pasarnya. Ini adalah limbah makanan yang sebelumnya diproses, menguntungkan, dan kini tiba-tiba tidak memiliki tempat. BSF Bio-Hub kami adalah solusinya.</w:t>
+        <w:t xml:space="preserve">731 ton/hari inilah celah pasarnya. Ini adalah limbah makanan yang sebelumnya menguntungkan dan kini tidak memiliki tempat. BSF Bio-Hub adalah jawabannya.</w:t>
       </w:r>
     </w:p>
     <w:p>
@@ -1088,7 +1088,7 @@
                 <w:sz w:val="20"/>
                 <w:szCs w:val="20"/>
               </w:rPr>
-              <w:t xml:space="preserve">Besar, pedesaan</w:t>
+              <w:t xml:space="preserve">Skala besar, pedesaan</w:t>
             </w:r>
           </w:p>
         </w:tc>
@@ -1325,7 +1325,7 @@
                 <w:sz w:val="20"/>
                 <w:szCs w:val="20"/>
               </w:rPr>
-              <w:t xml:space="preserve">Insinerasi</w:t>
+              <w:t xml:space="preserve">Insinerasi (焚化)</w:t>
             </w:r>
           </w:p>
         </w:tc>
@@ -1346,7 +1346,7 @@
                 <w:sz w:val="20"/>
                 <w:szCs w:val="20"/>
               </w:rPr>
-              <w:t xml:space="preserve">Pilihan terakhir</w:t>
+              <w:t xml:space="preserve">Opsi terakhir</w:t>
             </w:r>
           </w:p>
         </w:tc>
